--- a/en/wisdom-stories/moderation-and-honesty.docx
+++ b/en/wisdom-stories/moderation-and-honesty.docx
@@ -53,7 +53,7 @@
         <w:rPr>
           <w:lang/>
         </w:rPr>
-        <w:t>Eating sparingly does not mean going hungry. It means recognising your body’s needs and eating enough without excess. Walking an honest path means living conscientiously and fairly, without wronging others.</w:t>
+        <w:t xml:space="preserve">Eating sparingly does not mean going hungry. It means recognizing your body’s needs and eating enough without excess. Walking an honest path means living conscientiously and fairly, without wronging others.</w:t>
       </w:r>
     </w:p>
     <w:p>
@@ -87,7 +87,7 @@
         <w:rPr>
           <w:lang/>
         </w:rPr>
-        <w:t xml:space="preserve"> Practise moderation in eating and integrity in life. Care for your health and respect the rights of others.</w:t>
+        <w:t xml:space="preserve"> Practice moderation in eating and integrity in life. Care for your health and respect the rights of others.</w:t>
       </w:r>
     </w:p>
     <w:p>
